--- a/docs/paper/submission/measurement_validation_supplementary.docx
+++ b/docs/paper/submission/measurement_validation_supplementary.docx
@@ -2,7 +2,7 @@
 <file path=word/document.xml><?xml version="1.0" encoding="utf-8"?>
 <w:document xmlns:w="http://schemas.openxmlformats.org/wordprocessingml/2006/main" xmlns:m="http://schemas.openxmlformats.org/officeDocument/2006/math" xmlns:r="http://schemas.openxmlformats.org/officeDocument/2006/relationships" xmlns:o="urn:schemas-microsoft-com:office:office" xmlns:v="urn:schemas-microsoft-com:vml" xmlns:w10="urn:schemas-microsoft-com:office:word" xmlns:a="http://schemas.openxmlformats.org/drawingml/2006/main" xmlns:pic="http://schemas.openxmlformats.org/drawingml/2006/picture" xmlns:wp="http://schemas.openxmlformats.org/drawingml/2006/wordprocessingDrawing">
   <w:body>
-    <w:bookmarkStart w:id="22" w:name="supplementary-materials"/>
+    <w:bookmarkStart w:id="27" w:name="supplementary-materials"/>
     <w:p>
       <w:pPr>
         <w:pStyle w:val="Heading1"/>
@@ -414,7 +414,7 @@
           <wp:inline>
             <wp:extent cx="5067300" cy="3076209"/>
             <wp:effectExtent b="0" l="0" r="0" t="0"/>
-            <wp:docPr descr="Supplementary Figure S1. Extended 16-seed validation." title="" id="10" name="Picture"/>
+            <wp:docPr descr="Extended 16-seed validation." title="" id="10" name="Picture"/>
             <a:graphic>
               <a:graphicData uri="http://schemas.openxmlformats.org/drawingml/2006/picture">
                 <pic:pic>
@@ -457,17 +457,17 @@
         <w:pStyle w:val="ImageCaption"/>
       </w:pPr>
       <w:r>
-        <w:t xml:space="preserve">Supplementary Figure S1. Extended 16-seed validation.</w:t>
+        <w:t xml:space="preserve">Extended 16-seed validation.</w:t>
       </w:r>
     </w:p>
     <w:bookmarkEnd w:id="12"/>
-    <w:bookmarkStart w:id="13" w:name="s2.-transformer-extended-validation"/>
+    <w:bookmarkStart w:id="13" w:name="X4c891e1512aa2137397c52d1a9241e416229b80"/>
     <w:p>
       <w:pPr>
         <w:pStyle w:val="Heading2"/>
       </w:pPr>
       <w:r>
-        <w:t xml:space="preserve">S2. Transformer Extended Validation</w:t>
+        <w:t xml:space="preserve">S2. Minimal Attention-Based Extended Validation</w:t>
       </w:r>
     </w:p>
     <w:p>
@@ -475,7 +475,7 @@
         <w:pStyle w:val="FirstParagraph"/>
       </w:pPr>
       <w:r>
-        <w:t xml:space="preserve">We also repeated the Transformer-inspired 2x2 follow-up with 16 seeds per condition. The result reinforces the interpretation in the main manuscript: action-loop effects generalize to an attention-based substrate, while self-related validation in the Transformer implementation remains architecture-limited.</w:t>
+        <w:t xml:space="preserve">We also repeated the minimal attention-based 2x2 follow-up with 16 seeds per condition. The result reinforces the interpretation in the main manuscript: action-loop effects generalize to an attention-based substrate, while self-related validation in the minimal attention implementation remains architecture-limited.</w:t>
       </w:r>
     </w:p>
     <w:tbl>
@@ -803,7 +803,7 @@
         <w:t xml:space="preserve">[0.8287, 0.8426]</w:t>
       </w:r>
       <w:r>
-        <w:t xml:space="preserve">) but did not yield validated boundary-self convergence. Identity-temporal self also dropped into the exploratory range in this extended run. This supports a conservative conclusion: Transformer-like systems reproduce the action-loop mechanism pattern, but current self-related probes do not provide robust construct validation in this substrate.</w:t>
+        <w:t xml:space="preserve">) but did not yield validated boundary-self convergence. Identity-temporal self also dropped into the exploratory range in this extended run. This supports a conservative conclusion: the minimal attention system reproduces the action-loop mechanism pattern, but current self-related probes do not provide robust construct validation in this substrate.</w:t>
       </w:r>
     </w:p>
     <w:bookmarkEnd w:id="13"/>
@@ -821,7 +821,7 @@
         <w:pStyle w:val="FirstParagraph"/>
       </w:pPr>
       <w:r>
-        <w:t xml:space="preserve">We ran workspace capacity sweeps in the thalamus-inspired and Transformer-inspired architectures. Each sweep tested capacities</w:t>
+        <w:t xml:space="preserve">We ran workspace capacity sweeps in the thalamus-inspired and minimal attention-based architectures. Each sweep tested capacities</w:t>
       </w:r>
       <w:r>
         <w:t xml:space="preserve"> </w:t>
@@ -836,7 +836,7 @@
         <w:t xml:space="preserve"> </w:t>
       </w:r>
       <w:r>
-        <w:t xml:space="preserve">with 16 seeds per capacity. The contrast between the two architectures clarifies the meaning of the Transformer measurement limitation.</w:t>
+        <w:t xml:space="preserve">with 16 seeds per capacity. The contrast between the two architectures clarifies the meaning of the attention-substrate measurement limitation.</w:t>
       </w:r>
     </w:p>
     <w:bookmarkStart w:id="14" w:name="s3.1-thalamus-architecture"/>
@@ -1216,13 +1216,13 @@
       </w:tr>
     </w:tbl>
     <w:bookmarkEnd w:id="14"/>
-    <w:bookmarkStart w:id="18" w:name="s3.2-transformer-architecture"/>
+    <w:bookmarkStart w:id="18" w:name="X0fa009fe39b0130a81d39723025249260b5f297"/>
     <w:p>
       <w:pPr>
         <w:pStyle w:val="Heading3"/>
       </w:pPr>
       <w:r>
-        <w:t xml:space="preserve">S3.2 Transformer Architecture</w:t>
+        <w:t xml:space="preserve">S3.2 Minimal Attention-Based Architecture</w:t>
       </w:r>
     </w:p>
     <w:p>
@@ -1230,7 +1230,7 @@
         <w:pStyle w:val="FirstParagraph"/>
       </w:pPr>
       <w:r>
-        <w:t xml:space="preserve">In the Transformer-inspired architecture, workspace capacity affected the internal boundary proxy but did not rescue independent boundary validation:</w:t>
+        <w:t xml:space="preserve">In the minimal attention-based architecture, workspace capacity affected the internal boundary proxy but did not rescue independent boundary validation:</w:t>
       </w:r>
     </w:p>
     <w:tbl>
@@ -1553,7 +1553,7 @@
           <wp:inline>
             <wp:extent cx="5067300" cy="3460735"/>
             <wp:effectExtent b="0" l="0" r="0" t="0"/>
-            <wp:docPr descr="Supplementary Figure S2. Workspace capacity sweeps." title="" id="16" name="Picture"/>
+            <wp:docPr descr="Workspace capacity sweeps." title="" id="16" name="Picture"/>
             <a:graphic>
               <a:graphicData uri="http://schemas.openxmlformats.org/drawingml/2006/picture">
                 <pic:pic>
@@ -1596,7 +1596,7 @@
         <w:pStyle w:val="ImageCaption"/>
       </w:pPr>
       <w:r>
-        <w:t xml:space="preserve">Supplementary Figure S2. Workspace capacity sweeps.</w:t>
+        <w:t xml:space="preserve">Workspace capacity sweeps.</w:t>
       </w:r>
     </w:p>
     <w:bookmarkEnd w:id="18"/>
@@ -1614,18 +1614,1725 @@
         <w:pStyle w:val="FirstParagraph"/>
       </w:pPr>
       <w:r>
-        <w:t xml:space="preserve">The capacity sweeps show that workspace capacity is not sufficient, by itself, to establish boundary-self validity in every architecture. In the thalamus-inspired architecture, capacity-linked proxy changes corresponded to strong proxy-independent convergence. In the Transformer-inspired architecture, capacity changed internal workspace diagnostics but did not produce validated boundary-maintenance behavior. This pattern supports the main manuscript’s architecture-conditioned interpretation: mechanisms may generalize while construct validity remains architecture dependent.</w:t>
+        <w:t xml:space="preserve">The capacity sweeps show that workspace capacity is not sufficient, by itself, to establish boundary-self validity in every architecture. In the thalamus-inspired architecture, capacity-linked proxy changes corresponded to strong proxy-independent convergence. In the minimal attention-based architecture, capacity changed internal workspace diagnostics but did not produce validated boundary-maintenance behavior. This pattern supports the main manuscript’s architecture-conditioned interpretation: mechanisms may generalize while construct validity remains architecture dependent.</w:t>
       </w:r>
     </w:p>
     <w:bookmarkEnd w:id="19"/>
     <w:bookmarkEnd w:id="20"/>
-    <w:bookmarkStart w:id="21" w:name="s4.-data-availability"/>
+    <w:bookmarkStart w:id="21" w:name="X33af31d16a3a436ecabddccf3ab68f7bd86c39b"/>
     <w:p>
       <w:pPr>
         <w:pStyle w:val="Heading2"/>
       </w:pPr>
       <w:r>
-        <w:t xml:space="preserve">S4. Data Availability</w:t>
+        <w:t xml:space="preserve">S4. Independent Test Operational Definitions</w:t>
+      </w:r>
+    </w:p>
+    <w:p>
+      <w:pPr>
+        <w:pStyle w:val="FirstParagraph"/>
+      </w:pPr>
+      <w:r>
+        <w:t xml:space="preserve">The main manuscript summarizes the independent tests used to validate each operational construct. This table gives the corresponding input, operation, and output metric.</w:t>
+      </w:r>
+    </w:p>
+    <w:tbl>
+      <w:tblPr>
+        <w:tblStyle w:val="Table"/>
+        <w:tblW w:type="pct" w:w="5000"/>
+        <w:tblLayout w:type="fixed"/>
+        <w:tblLook w:firstRow="1" w:lastRow="0" w:firstColumn="0" w:lastColumn="0" w:noHBand="0" w:noVBand="0" w:val="0020"/>
+      </w:tblPr>
+      <w:tblGrid>
+        <w:gridCol w:w="1980"/>
+        <w:gridCol w:w="1980"/>
+        <w:gridCol w:w="1980"/>
+        <w:gridCol w:w="1980"/>
+      </w:tblGrid>
+      <w:tr>
+        <w:trPr>
+          <w:tblHeader w:val="on"/>
+        </w:trPr>
+        <w:tc>
+          <w:tcPr/>
+          <w:p>
+            <w:pPr>
+              <w:pStyle w:val="Compact"/>
+            </w:pPr>
+            <w:r>
+              <w:t xml:space="preserve">Test</w:t>
+            </w:r>
+          </w:p>
+        </w:tc>
+        <w:tc>
+          <w:tcPr/>
+          <w:p>
+            <w:pPr>
+              <w:pStyle w:val="Compact"/>
+            </w:pPr>
+            <w:r>
+              <w:t xml:space="preserve">Input</w:t>
+            </w:r>
+          </w:p>
+        </w:tc>
+        <w:tc>
+          <w:tcPr/>
+          <w:p>
+            <w:pPr>
+              <w:pStyle w:val="Compact"/>
+            </w:pPr>
+            <w:r>
+              <w:t xml:space="preserve">Operation</w:t>
+            </w:r>
+          </w:p>
+        </w:tc>
+        <w:tc>
+          <w:tcPr/>
+          <w:p>
+            <w:pPr>
+              <w:pStyle w:val="Compact"/>
+            </w:pPr>
+            <w:r>
+              <w:t xml:space="preserve">Output metric</w:t>
+            </w:r>
+          </w:p>
+        </w:tc>
+      </w:tr>
+      <w:tr>
+        <w:tc>
+          <w:tcPr/>
+          <w:p>
+            <w:pPr>
+              <w:pStyle w:val="Compact"/>
+            </w:pPr>
+            <w:r>
+              <w:t xml:space="preserve">Intentional-binding analogue</w:t>
+            </w:r>
+          </w:p>
+        </w:tc>
+        <w:tc>
+          <w:tcPr/>
+          <w:p>
+            <w:pPr>
+              <w:pStyle w:val="Compact"/>
+            </w:pPr>
+            <w:r>
+              <w:t xml:space="preserve">self-generated actions and delayed effects</w:t>
+            </w:r>
+          </w:p>
+        </w:tc>
+        <w:tc>
+          <w:tcPr/>
+          <w:p>
+            <w:pPr>
+              <w:pStyle w:val="Compact"/>
+            </w:pPr>
+            <w:r>
+              <w:t xml:space="preserve">compare perceived or represented action-effect interval under controllable versus externally imposed action conditions</w:t>
+            </w:r>
+          </w:p>
+        </w:tc>
+        <w:tc>
+          <w:tcPr/>
+          <w:p>
+            <w:pPr>
+              <w:pStyle w:val="Compact"/>
+            </w:pPr>
+            <w:r>
+              <w:t xml:space="preserve">temporal compression score</w:t>
+            </w:r>
+          </w:p>
+        </w:tc>
+      </w:tr>
+      <w:tr>
+        <w:tc>
+          <w:tcPr/>
+          <w:p>
+            <w:pPr>
+              <w:pStyle w:val="Compact"/>
+            </w:pPr>
+            <w:r>
+              <w:t xml:space="preserve">Error-attribution test</w:t>
+            </w:r>
+          </w:p>
+        </w:tc>
+        <w:tc>
+          <w:tcPr/>
+          <w:p>
+            <w:pPr>
+              <w:pStyle w:val="Compact"/>
+            </w:pPr>
+            <w:r>
+              <w:t xml:space="preserve">action predictions, observed effects, and injected mismatches</w:t>
+            </w:r>
+          </w:p>
+        </w:tc>
+        <w:tc>
+          <w:tcPr/>
+          <w:p>
+            <w:pPr>
+              <w:pStyle w:val="Compact"/>
+            </w:pPr>
+            <w:r>
+              <w:t xml:space="preserve">ask whether mismatch is attributed to self-generated action or external perturbation</w:t>
+            </w:r>
+          </w:p>
+        </w:tc>
+        <w:tc>
+          <w:tcPr/>
+          <w:p>
+            <w:pPr>
+              <w:pStyle w:val="Compact"/>
+            </w:pPr>
+            <w:r>
+              <w:t xml:space="preserve">attribution accuracy</w:t>
+            </w:r>
+          </w:p>
+        </w:tc>
+      </w:tr>
+      <w:tr>
+        <w:tc>
+          <w:tcPr/>
+          <w:p>
+            <w:pPr>
+              <w:pStyle w:val="Compact"/>
+            </w:pPr>
+            <w:r>
+              <w:t xml:space="preserve">Controllability-preference test</w:t>
+            </w:r>
+          </w:p>
+        </w:tc>
+        <w:tc>
+          <w:tcPr/>
+          <w:p>
+            <w:pPr>
+              <w:pStyle w:val="Compact"/>
+            </w:pPr>
+            <w:r>
+              <w:t xml:space="preserve">paired environments with different action-outcome reliability</w:t>
+            </w:r>
+          </w:p>
+        </w:tc>
+        <w:tc>
+          <w:tcPr/>
+          <w:p>
+            <w:pPr>
+              <w:pStyle w:val="Compact"/>
+            </w:pPr>
+            <w:r>
+              <w:t xml:space="preserve">measure preference or score advantage for the controllable environment</w:t>
+            </w:r>
+          </w:p>
+        </w:tc>
+        <w:tc>
+          <w:tcPr/>
+          <w:p>
+            <w:pPr>
+              <w:pStyle w:val="Compact"/>
+            </w:pPr>
+            <w:r>
+              <w:t xml:space="preserve">controllability preference</w:t>
+            </w:r>
+          </w:p>
+        </w:tc>
+      </w:tr>
+      <w:tr>
+        <w:tc>
+          <w:tcPr/>
+          <w:p>
+            <w:pPr>
+              <w:pStyle w:val="Compact"/>
+            </w:pPr>
+            <w:r>
+              <w:t xml:space="preserve">Forced-action probe</w:t>
+            </w:r>
+          </w:p>
+        </w:tc>
+        <w:tc>
+          <w:tcPr/>
+          <w:p>
+            <w:pPr>
+              <w:pStyle w:val="Compact"/>
+            </w:pPr>
+            <w:r>
+              <w:t xml:space="preserve">observations with actions selected externally</w:t>
+            </w:r>
+          </w:p>
+        </w:tc>
+        <w:tc>
+          <w:tcPr/>
+          <w:p>
+            <w:pPr>
+              <w:pStyle w:val="Compact"/>
+            </w:pPr>
+            <w:r>
+              <w:t xml:space="preserve">compare agency score under chosen versus forced actions</w:t>
+            </w:r>
+          </w:p>
+        </w:tc>
+        <w:tc>
+          <w:tcPr/>
+          <w:p>
+            <w:pPr>
+              <w:pStyle w:val="Compact"/>
+            </w:pPr>
+            <w:r>
+              <w:t xml:space="preserve">forced-action agency drop</w:t>
+            </w:r>
+          </w:p>
+        </w:tc>
+      </w:tr>
+      <w:tr>
+        <w:tc>
+          <w:tcPr/>
+          <w:p>
+            <w:pPr>
+              <w:pStyle w:val="Compact"/>
+            </w:pPr>
+            <w:r>
+              <w:t xml:space="preserve">Boundary perturbation</w:t>
+            </w:r>
+          </w:p>
+        </w:tc>
+        <w:tc>
+          <w:tcPr/>
+          <w:p>
+            <w:pPr>
+              <w:pStyle w:val="Compact"/>
+            </w:pPr>
+            <w:r>
+              <w:t xml:space="preserve">self-marked and non-self-marked state components</w:t>
+            </w:r>
+          </w:p>
+        </w:tc>
+        <w:tc>
+          <w:tcPr/>
+          <w:p>
+            <w:pPr>
+              <w:pStyle w:val="Compact"/>
+            </w:pPr>
+            <w:r>
+              <w:t xml:space="preserve">perturb each component class and measure recovery or protection</w:t>
+            </w:r>
+          </w:p>
+        </w:tc>
+        <w:tc>
+          <w:tcPr/>
+          <w:p>
+            <w:pPr>
+              <w:pStyle w:val="Compact"/>
+            </w:pPr>
+            <w:r>
+              <w:t xml:space="preserve">self-boundary recovery advantage</w:t>
+            </w:r>
+          </w:p>
+        </w:tc>
+      </w:tr>
+      <w:tr>
+        <w:tc>
+          <w:tcPr/>
+          <w:p>
+            <w:pPr>
+              <w:pStyle w:val="Compact"/>
+            </w:pPr>
+            <w:r>
+              <w:t xml:space="preserve">Self/other discrimination</w:t>
+            </w:r>
+          </w:p>
+        </w:tc>
+        <w:tc>
+          <w:tcPr/>
+          <w:p>
+            <w:pPr>
+              <w:pStyle w:val="Compact"/>
+            </w:pPr>
+            <w:r>
+              <w:t xml:space="preserve">own traces and matched traces from other systems</w:t>
+            </w:r>
+          </w:p>
+        </w:tc>
+        <w:tc>
+          <w:tcPr/>
+          <w:p>
+            <w:pPr>
+              <w:pStyle w:val="Compact"/>
+            </w:pPr>
+            <w:r>
+              <w:t xml:space="preserve">classify or choose which trace belongs to self</w:t>
+            </w:r>
+          </w:p>
+        </w:tc>
+        <w:tc>
+          <w:tcPr/>
+          <w:p>
+            <w:pPr>
+              <w:pStyle w:val="Compact"/>
+            </w:pPr>
+            <w:r>
+              <w:t xml:space="preserve">discrimination accuracy</w:t>
+            </w:r>
+          </w:p>
+        </w:tc>
+      </w:tr>
+      <w:tr>
+        <w:tc>
+          <w:tcPr/>
+          <w:p>
+            <w:pPr>
+              <w:pStyle w:val="Compact"/>
+            </w:pPr>
+            <w:r>
+              <w:t xml:space="preserve">Computational mirror test</w:t>
+            </w:r>
+          </w:p>
+        </w:tc>
+        <w:tc>
+          <w:tcPr/>
+          <w:p>
+            <w:pPr>
+              <w:pStyle w:val="Compact"/>
+            </w:pPr>
+            <w:r>
+              <w:t xml:space="preserve">delayed or transformed prior behavior traces</w:t>
+            </w:r>
+          </w:p>
+        </w:tc>
+        <w:tc>
+          <w:tcPr/>
+          <w:p>
+            <w:pPr>
+              <w:pStyle w:val="Compact"/>
+            </w:pPr>
+            <w:r>
+              <w:t xml:space="preserve">recognize own trace after delay or transformation</w:t>
+            </w:r>
+          </w:p>
+        </w:tc>
+        <w:tc>
+          <w:tcPr/>
+          <w:p>
+            <w:pPr>
+              <w:pStyle w:val="Compact"/>
+            </w:pPr>
+            <w:r>
+              <w:t xml:space="preserve">self-recognition accuracy</w:t>
+            </w:r>
+          </w:p>
+        </w:tc>
+      </w:tr>
+      <w:tr>
+        <w:tc>
+          <w:tcPr/>
+          <w:p>
+            <w:pPr>
+              <w:pStyle w:val="Compact"/>
+            </w:pPr>
+            <w:r>
+              <w:t xml:space="preserve">Delayed identity recognition</w:t>
+            </w:r>
+          </w:p>
+        </w:tc>
+        <w:tc>
+          <w:tcPr/>
+          <w:p>
+            <w:pPr>
+              <w:pStyle w:val="Compact"/>
+            </w:pPr>
+            <w:r>
+              <w:t xml:space="preserve">identity markers after intervening dynamics</w:t>
+            </w:r>
+          </w:p>
+        </w:tc>
+        <w:tc>
+          <w:tcPr/>
+          <w:p>
+            <w:pPr>
+              <w:pStyle w:val="Compact"/>
+            </w:pPr>
+            <w:r>
+              <w:t xml:space="preserve">recover or recognize the initial identity marker</w:t>
+            </w:r>
+          </w:p>
+        </w:tc>
+        <w:tc>
+          <w:tcPr/>
+          <w:p>
+            <w:pPr>
+              <w:pStyle w:val="Compact"/>
+            </w:pPr>
+            <w:r>
+              <w:t xml:space="preserve">marker-recognition score</w:t>
+            </w:r>
+          </w:p>
+        </w:tc>
+      </w:tr>
+      <w:tr>
+        <w:tc>
+          <w:tcPr/>
+          <w:p>
+            <w:pPr>
+              <w:pStyle w:val="Compact"/>
+            </w:pPr>
+            <w:r>
+              <w:t xml:space="preserve">Temporal-binding probe</w:t>
+            </w:r>
+          </w:p>
+        </w:tc>
+        <w:tc>
+          <w:tcPr/>
+          <w:p>
+            <w:pPr>
+              <w:pStyle w:val="Compact"/>
+            </w:pPr>
+            <w:r>
+              <w:t xml:space="preserve">shuffled or separated event sequences</w:t>
+            </w:r>
+          </w:p>
+        </w:tc>
+        <w:tc>
+          <w:tcPr/>
+          <w:p>
+            <w:pPr>
+              <w:pStyle w:val="Compact"/>
+            </w:pPr>
+            <w:r>
+              <w:t xml:space="preserve">reorder or bind events into a coherent temporal sequence</w:t>
+            </w:r>
+          </w:p>
+        </w:tc>
+        <w:tc>
+          <w:tcPr/>
+          <w:p>
+            <w:pPr>
+              <w:pStyle w:val="Compact"/>
+            </w:pPr>
+            <w:r>
+              <w:t xml:space="preserve">ordering/binding accuracy</w:t>
+            </w:r>
+          </w:p>
+        </w:tc>
+      </w:tr>
+      <w:tr>
+        <w:tc>
+          <w:tcPr/>
+          <w:p>
+            <w:pPr>
+              <w:pStyle w:val="Compact"/>
+            </w:pPr>
+            <w:r>
+              <w:t xml:space="preserve">Forced-choice ownership</w:t>
+            </w:r>
+          </w:p>
+        </w:tc>
+        <w:tc>
+          <w:tcPr/>
+          <w:p>
+            <w:pPr>
+              <w:pStyle w:val="Compact"/>
+            </w:pPr>
+            <w:r>
+              <w:t xml:space="preserve">one self-generated action and one external action</w:t>
+            </w:r>
+          </w:p>
+        </w:tc>
+        <w:tc>
+          <w:tcPr/>
+          <w:p>
+            <w:pPr>
+              <w:pStyle w:val="Compact"/>
+            </w:pPr>
+            <w:r>
+              <w:t xml:space="preserve">choose which action was self-generated</w:t>
+            </w:r>
+          </w:p>
+        </w:tc>
+        <w:tc>
+          <w:tcPr/>
+          <w:p>
+            <w:pPr>
+              <w:pStyle w:val="Compact"/>
+            </w:pPr>
+            <w:r>
+              <w:t xml:space="preserve">forced-choice accuracy</w:t>
+            </w:r>
+          </w:p>
+        </w:tc>
+      </w:tr>
+      <w:tr>
+        <w:tc>
+          <w:tcPr/>
+          <w:p>
+            <w:pPr>
+              <w:pStyle w:val="Compact"/>
+            </w:pPr>
+            <w:r>
+              <w:t xml:space="preserve">Ownership-illusion resistance</w:t>
+            </w:r>
+          </w:p>
+        </w:tc>
+        <w:tc>
+          <w:tcPr/>
+          <w:p>
+            <w:pPr>
+              <w:pStyle w:val="Compact"/>
+            </w:pPr>
+            <w:r>
+              <w:t xml:space="preserve">externally generated outcomes that conflict with own action prediction</w:t>
+            </w:r>
+          </w:p>
+        </w:tc>
+        <w:tc>
+          <w:tcPr/>
+          <w:p>
+            <w:pPr>
+              <w:pStyle w:val="Compact"/>
+            </w:pPr>
+            <w:r>
+              <w:t xml:space="preserve">reject externally caused outcomes as self-owned</w:t>
+            </w:r>
+          </w:p>
+        </w:tc>
+        <w:tc>
+          <w:tcPr/>
+          <w:p>
+            <w:pPr>
+              <w:pStyle w:val="Compact"/>
+            </w:pPr>
+            <w:r>
+              <w:t xml:space="preserve">illusion-resistance score</w:t>
+            </w:r>
+          </w:p>
+        </w:tc>
+      </w:tr>
+      <w:tr>
+        <w:tc>
+          <w:tcPr/>
+          <w:p>
+            <w:pPr>
+              <w:pStyle w:val="Compact"/>
+            </w:pPr>
+            <w:r>
+              <w:t xml:space="preserve">Meta-monitor lesion</w:t>
+            </w:r>
+          </w:p>
+        </w:tc>
+        <w:tc>
+          <w:tcPr/>
+          <w:p>
+            <w:pPr>
+              <w:pStyle w:val="Compact"/>
+            </w:pPr>
+            <w:r>
+              <w:t xml:space="preserve">distributed system before and after disabling meta-monitoring</w:t>
+            </w:r>
+          </w:p>
+        </w:tc>
+        <w:tc>
+          <w:tcPr/>
+          <w:p>
+            <w:pPr>
+              <w:pStyle w:val="Compact"/>
+            </w:pPr>
+            <w:r>
+              <w:t xml:space="preserve">compare body-schema and coordination scores under lesion</w:t>
+            </w:r>
+          </w:p>
+        </w:tc>
+        <w:tc>
+          <w:tcPr/>
+          <w:p>
+            <w:pPr>
+              <w:pStyle w:val="Compact"/>
+            </w:pPr>
+            <w:r>
+              <w:t xml:space="preserve">lesion sensitivity</w:t>
+            </w:r>
+          </w:p>
+        </w:tc>
+      </w:tr>
+      <w:tr>
+        <w:tc>
+          <w:tcPr/>
+          <w:p>
+            <w:pPr>
+              <w:pStyle w:val="Compact"/>
+            </w:pPr>
+            <w:r>
+              <w:t xml:space="preserve">Hidden-agent perturbation</w:t>
+            </w:r>
+          </w:p>
+        </w:tc>
+        <w:tc>
+          <w:tcPr/>
+          <w:p>
+            <w:pPr>
+              <w:pStyle w:val="Compact"/>
+            </w:pPr>
+            <w:r>
+              <w:t xml:space="preserve">subtly damaged agent inside a distributed system</w:t>
+            </w:r>
+          </w:p>
+        </w:tc>
+        <w:tc>
+          <w:tcPr/>
+          <w:p>
+            <w:pPr>
+              <w:pStyle w:val="Compact"/>
+            </w:pPr>
+            <w:r>
+              <w:t xml:space="preserve">detect and respond to the damaged agent</w:t>
+            </w:r>
+          </w:p>
+        </w:tc>
+        <w:tc>
+          <w:tcPr/>
+          <w:p>
+            <w:pPr>
+              <w:pStyle w:val="Compact"/>
+            </w:pPr>
+            <w:r>
+              <w:t xml:space="preserve">detection and response score</w:t>
+            </w:r>
+          </w:p>
+        </w:tc>
+      </w:tr>
+      <w:tr>
+        <w:tc>
+          <w:tcPr/>
+          <w:p>
+            <w:pPr>
+              <w:pStyle w:val="Compact"/>
+            </w:pPr>
+            <w:r>
+              <w:t xml:space="preserve">Body-schema update probe</w:t>
+            </w:r>
+          </w:p>
+        </w:tc>
+        <w:tc>
+          <w:tcPr/>
+          <w:p>
+            <w:pPr>
+              <w:pStyle w:val="Compact"/>
+            </w:pPr>
+            <w:r>
+              <w:t xml:space="preserve">added, removed, swapped, or sensor-modified agents</w:t>
+            </w:r>
+          </w:p>
+        </w:tc>
+        <w:tc>
+          <w:tcPr/>
+          <w:p>
+            <w:pPr>
+              <w:pStyle w:val="Compact"/>
+            </w:pPr>
+            <w:r>
+              <w:t xml:space="preserve">update the internal body schema after configuration change</w:t>
+            </w:r>
+          </w:p>
+        </w:tc>
+        <w:tc>
+          <w:tcPr/>
+          <w:p>
+            <w:pPr>
+              <w:pStyle w:val="Compact"/>
+            </w:pPr>
+            <w:r>
+              <w:t xml:space="preserve">convergence speed and final accuracy</w:t>
+            </w:r>
+          </w:p>
+        </w:tc>
+      </w:tr>
+    </w:tbl>
+    <w:bookmarkEnd w:id="21"/>
+    <w:bookmarkStart w:id="25" w:name="Xdc8423dc0de1b01f75bf56856d27577d2a24b2f"/>
+    <w:p>
+      <w:pPr>
+        <w:pStyle w:val="Heading2"/>
+      </w:pPr>
+      <w:r>
+        <w:t xml:space="preserve">S5. Minimal Attention Diagnostic Stress Tests and Construct Variants</w:t>
+      </w:r>
+    </w:p>
+    <w:p>
+      <w:pPr>
+        <w:pStyle w:val="FirstParagraph"/>
+      </w:pPr>
+      <w:r>
+        <w:t xml:space="preserve">The main manuscript reports the compact interpretation of the minimal attention follow-up. The detailed diagnostic statistics are listed here.</w:t>
+      </w:r>
+    </w:p>
+    <w:bookmarkStart w:id="22" w:name="X5221a0121bb622b0ecdebf5c7681be07cf18268"/>
+    <w:p>
+      <w:pPr>
+        <w:pStyle w:val="Heading3"/>
+      </w:pPr>
+      <w:r>
+        <w:t xml:space="preserve">S5.1 Near-Ceiling Correlations and Difficulty Diagnostics</w:t>
+      </w:r>
+    </w:p>
+    <w:p>
+      <w:pPr>
+        <w:pStyle w:val="FirstParagraph"/>
+      </w:pPr>
+      <w:r>
+        <w:t xml:space="preserve">The low-noise minimal attention 2x2 run produced near-ceiling proxy-test convergence for action agency and action ownership:</w:t>
+      </w:r>
+    </w:p>
+    <w:tbl>
+      <w:tblPr>
+        <w:tblStyle w:val="Table"/>
+        <w:tblW w:type="pct" w:w="5000"/>
+        <w:tblLayout w:type="fixed"/>
+        <w:tblLook w:firstRow="1" w:lastRow="0" w:firstColumn="0" w:lastColumn="0" w:noHBand="0" w:noVBand="0" w:val="0020"/>
+      </w:tblPr>
+      <w:tblGrid>
+        <w:gridCol w:w="1697"/>
+        <w:gridCol w:w="2262"/>
+        <w:gridCol w:w="2262"/>
+        <w:gridCol w:w="1697"/>
+      </w:tblGrid>
+      <w:tr>
+        <w:trPr>
+          <w:tblHeader w:val="on"/>
+        </w:trPr>
+        <w:tc>
+          <w:tcPr/>
+          <w:p>
+            <w:pPr>
+              <w:pStyle w:val="Compact"/>
+            </w:pPr>
+            <w:r>
+              <w:t xml:space="preserve">Construct</w:t>
+            </w:r>
+          </w:p>
+        </w:tc>
+        <w:tc>
+          <w:tcPr/>
+          <w:p>
+            <w:pPr>
+              <w:pStyle w:val="Compact"/>
+              <w:jc w:val="right"/>
+            </w:pPr>
+            <w:r>
+              <w:t xml:space="preserve">n</w:t>
+            </w:r>
+          </w:p>
+        </w:tc>
+        <w:tc>
+          <w:tcPr/>
+          <w:p>
+            <w:pPr>
+              <w:pStyle w:val="Compact"/>
+              <w:jc w:val="right"/>
+            </w:pPr>
+            <w:r>
+              <w:t xml:space="preserve">r [95% CI]</w:t>
+            </w:r>
+          </w:p>
+        </w:tc>
+        <w:tc>
+          <w:tcPr/>
+          <w:p>
+            <w:pPr>
+              <w:pStyle w:val="Compact"/>
+            </w:pPr>
+            <w:r>
+              <w:t xml:space="preserve">Interpretation</w:t>
+            </w:r>
+          </w:p>
+        </w:tc>
+      </w:tr>
+      <w:tr>
+        <w:tc>
+          <w:tcPr/>
+          <w:p>
+            <w:pPr>
+              <w:pStyle w:val="Compact"/>
+            </w:pPr>
+            <w:r>
+              <w:t xml:space="preserve">Action agency</w:t>
+            </w:r>
+          </w:p>
+        </w:tc>
+        <w:tc>
+          <w:tcPr/>
+          <w:p>
+            <w:pPr>
+              <w:pStyle w:val="Compact"/>
+              <w:jc w:val="right"/>
+            </w:pPr>
+            <w:r>
+              <w:t xml:space="preserve">32</w:t>
+            </w:r>
+          </w:p>
+        </w:tc>
+        <w:tc>
+          <w:tcPr/>
+          <w:p>
+            <w:pPr>
+              <w:pStyle w:val="Compact"/>
+              <w:jc w:val="right"/>
+            </w:pPr>
+            <w:r>
+              <w:t xml:space="preserve">0.999825 [0.999677, 0.999947]</w:t>
+            </w:r>
+          </w:p>
+        </w:tc>
+        <w:tc>
+          <w:tcPr/>
+          <w:p>
+            <w:pPr>
+              <w:pStyle w:val="Compact"/>
+            </w:pPr>
+            <w:r>
+              <w:t xml:space="preserve">near-ceiling convergence</w:t>
+            </w:r>
+          </w:p>
+        </w:tc>
+      </w:tr>
+      <w:tr>
+        <w:tc>
+          <w:tcPr/>
+          <w:p>
+            <w:pPr>
+              <w:pStyle w:val="Compact"/>
+            </w:pPr>
+            <w:r>
+              <w:t xml:space="preserve">Action ownership</w:t>
+            </w:r>
+          </w:p>
+        </w:tc>
+        <w:tc>
+          <w:tcPr/>
+          <w:p>
+            <w:pPr>
+              <w:pStyle w:val="Compact"/>
+              <w:jc w:val="right"/>
+            </w:pPr>
+            <w:r>
+              <w:t xml:space="preserve">32</w:t>
+            </w:r>
+          </w:p>
+        </w:tc>
+        <w:tc>
+          <w:tcPr/>
+          <w:p>
+            <w:pPr>
+              <w:pStyle w:val="Compact"/>
+              <w:jc w:val="right"/>
+            </w:pPr>
+            <w:r>
+              <w:t xml:space="preserve">0.999995 [0.999990, 0.999999]</w:t>
+            </w:r>
+          </w:p>
+        </w:tc>
+        <w:tc>
+          <w:tcPr/>
+          <w:p>
+            <w:pPr>
+              <w:pStyle w:val="Compact"/>
+            </w:pPr>
+            <w:r>
+              <w:t xml:space="preserve">near-ceiling convergence</w:t>
+            </w:r>
+          </w:p>
+        </w:tc>
+      </w:tr>
+    </w:tbl>
+    <w:p>
+      <w:pPr>
+        <w:pStyle w:val="BodyText"/>
+      </w:pPr>
+      <w:r>
+        <w:t xml:space="preserve">When the diagnostic sweep varied action-effect noise and action-loop learning rate, convergence became less stable:</w:t>
+      </w:r>
+    </w:p>
+    <w:tbl>
+      <w:tblPr>
+        <w:tblStyle w:val="Table"/>
+        <w:tblW w:type="pct" w:w="5000"/>
+        <w:tblLayout w:type="fixed"/>
+        <w:tblLook w:firstRow="1" w:lastRow="0" w:firstColumn="0" w:lastColumn="0" w:noHBand="0" w:noVBand="0" w:val="0020"/>
+      </w:tblPr>
+      <w:tblGrid>
+        <w:gridCol w:w="1697"/>
+        <w:gridCol w:w="1697"/>
+        <w:gridCol w:w="2262"/>
+        <w:gridCol w:w="2262"/>
+      </w:tblGrid>
+      <w:tr>
+        <w:trPr>
+          <w:tblHeader w:val="on"/>
+        </w:trPr>
+        <w:tc>
+          <w:tcPr/>
+          <w:p>
+            <w:pPr>
+              <w:pStyle w:val="Compact"/>
+            </w:pPr>
+            <w:r>
+              <w:t xml:space="preserve">Diagnostic subset</w:t>
+            </w:r>
+          </w:p>
+        </w:tc>
+        <w:tc>
+          <w:tcPr/>
+          <w:p>
+            <w:pPr>
+              <w:pStyle w:val="Compact"/>
+            </w:pPr>
+            <w:r>
+              <w:t xml:space="preserve">Construct</w:t>
+            </w:r>
+          </w:p>
+        </w:tc>
+        <w:tc>
+          <w:tcPr/>
+          <w:p>
+            <w:pPr>
+              <w:pStyle w:val="Compact"/>
+              <w:jc w:val="right"/>
+            </w:pPr>
+            <w:r>
+              <w:t xml:space="preserve">n</w:t>
+            </w:r>
+          </w:p>
+        </w:tc>
+        <w:tc>
+          <w:tcPr/>
+          <w:p>
+            <w:pPr>
+              <w:pStyle w:val="Compact"/>
+              <w:jc w:val="right"/>
+            </w:pPr>
+            <w:r>
+              <w:t xml:space="preserve">r [95% CI]</w:t>
+            </w:r>
+          </w:p>
+        </w:tc>
+      </w:tr>
+      <w:tr>
+        <w:tc>
+          <w:tcPr/>
+          <w:p>
+            <w:pPr>
+              <w:pStyle w:val="Compact"/>
+            </w:pPr>
+            <w:r>
+              <w:t xml:space="preserve">all diagnostic conditions</w:t>
+            </w:r>
+          </w:p>
+        </w:tc>
+        <w:tc>
+          <w:tcPr/>
+          <w:p>
+            <w:pPr>
+              <w:pStyle w:val="Compact"/>
+            </w:pPr>
+            <w:r>
+              <w:t xml:space="preserve">action agency</w:t>
+            </w:r>
+          </w:p>
+        </w:tc>
+        <w:tc>
+          <w:tcPr/>
+          <w:p>
+            <w:pPr>
+              <w:pStyle w:val="Compact"/>
+              <w:jc w:val="right"/>
+            </w:pPr>
+            <w:r>
+              <w:t xml:space="preserve">104</w:t>
+            </w:r>
+          </w:p>
+        </w:tc>
+        <w:tc>
+          <w:tcPr/>
+          <w:p>
+            <w:pPr>
+              <w:pStyle w:val="Compact"/>
+              <w:jc w:val="right"/>
+            </w:pPr>
+            <w:r>
+              <w:t xml:space="preserve">0.795 [0.762, 0.836]</w:t>
+            </w:r>
+          </w:p>
+        </w:tc>
+      </w:tr>
+      <w:tr>
+        <w:tc>
+          <w:tcPr/>
+          <w:p>
+            <w:pPr>
+              <w:pStyle w:val="Compact"/>
+            </w:pPr>
+            <w:r>
+              <w:t xml:space="preserve">all diagnostic conditions</w:t>
+            </w:r>
+          </w:p>
+        </w:tc>
+        <w:tc>
+          <w:tcPr/>
+          <w:p>
+            <w:pPr>
+              <w:pStyle w:val="Compact"/>
+            </w:pPr>
+            <w:r>
+              <w:t xml:space="preserve">action ownership</w:t>
+            </w:r>
+          </w:p>
+        </w:tc>
+        <w:tc>
+          <w:tcPr/>
+          <w:p>
+            <w:pPr>
+              <w:pStyle w:val="Compact"/>
+              <w:jc w:val="right"/>
+            </w:pPr>
+            <w:r>
+              <w:t xml:space="preserve">104</w:t>
+            </w:r>
+          </w:p>
+        </w:tc>
+        <w:tc>
+          <w:tcPr/>
+          <w:p>
+            <w:pPr>
+              <w:pStyle w:val="Compact"/>
+              <w:jc w:val="right"/>
+            </w:pPr>
+            <w:r>
+              <w:t xml:space="preserve">0.664 [0.589, 0.739]</w:t>
+            </w:r>
+          </w:p>
+        </w:tc>
+      </w:tr>
+      <w:tr>
+        <w:tc>
+          <w:tcPr/>
+          <w:p>
+            <w:pPr>
+              <w:pStyle w:val="Compact"/>
+            </w:pPr>
+            <w:r>
+              <w:t xml:space="preserve">noise sweep only</w:t>
+            </w:r>
+          </w:p>
+        </w:tc>
+        <w:tc>
+          <w:tcPr/>
+          <w:p>
+            <w:pPr>
+              <w:pStyle w:val="Compact"/>
+            </w:pPr>
+            <w:r>
+              <w:t xml:space="preserve">action agency</w:t>
+            </w:r>
+          </w:p>
+        </w:tc>
+        <w:tc>
+          <w:tcPr/>
+          <w:p>
+            <w:pPr>
+              <w:pStyle w:val="Compact"/>
+              <w:jc w:val="right"/>
+            </w:pPr>
+            <w:r>
+              <w:t xml:space="preserve">48</w:t>
+            </w:r>
+          </w:p>
+        </w:tc>
+        <w:tc>
+          <w:tcPr/>
+          <w:p>
+            <w:pPr>
+              <w:pStyle w:val="Compact"/>
+              <w:jc w:val="right"/>
+            </w:pPr>
+            <w:r>
+              <w:t xml:space="preserve">0.991 [0.986, 0.994]</w:t>
+            </w:r>
+          </w:p>
+        </w:tc>
+      </w:tr>
+      <w:tr>
+        <w:tc>
+          <w:tcPr/>
+          <w:p>
+            <w:pPr>
+              <w:pStyle w:val="Compact"/>
+            </w:pPr>
+            <w:r>
+              <w:t xml:space="preserve">learning-rate sweep only</w:t>
+            </w:r>
+          </w:p>
+        </w:tc>
+        <w:tc>
+          <w:tcPr/>
+          <w:p>
+            <w:pPr>
+              <w:pStyle w:val="Compact"/>
+            </w:pPr>
+            <w:r>
+              <w:t xml:space="preserve">action agency</w:t>
+            </w:r>
+          </w:p>
+        </w:tc>
+        <w:tc>
+          <w:tcPr/>
+          <w:p>
+            <w:pPr>
+              <w:pStyle w:val="Compact"/>
+              <w:jc w:val="right"/>
+            </w:pPr>
+            <w:r>
+              <w:t xml:space="preserve">40</w:t>
+            </w:r>
+          </w:p>
+        </w:tc>
+        <w:tc>
+          <w:tcPr/>
+          <w:p>
+            <w:pPr>
+              <w:pStyle w:val="Compact"/>
+              <w:jc w:val="right"/>
+            </w:pPr>
+            <w:r>
+              <w:t xml:space="preserve">0.266 [0.030, 0.516]</w:t>
+            </w:r>
+          </w:p>
+        </w:tc>
+      </w:tr>
+      <w:tr>
+        <w:tc>
+          <w:tcPr/>
+          <w:p>
+            <w:pPr>
+              <w:pStyle w:val="Compact"/>
+            </w:pPr>
+            <w:r>
+              <w:t xml:space="preserve">learning-rate sweep only</w:t>
+            </w:r>
+          </w:p>
+        </w:tc>
+        <w:tc>
+          <w:tcPr/>
+          <w:p>
+            <w:pPr>
+              <w:pStyle w:val="Compact"/>
+            </w:pPr>
+            <w:r>
+              <w:t xml:space="preserve">action ownership</w:t>
+            </w:r>
+          </w:p>
+        </w:tc>
+        <w:tc>
+          <w:tcPr/>
+          <w:p>
+            <w:pPr>
+              <w:pStyle w:val="Compact"/>
+              <w:jc w:val="right"/>
+            </w:pPr>
+            <w:r>
+              <w:t xml:space="preserve">40</w:t>
+            </w:r>
+          </w:p>
+        </w:tc>
+        <w:tc>
+          <w:tcPr/>
+          <w:p>
+            <w:pPr>
+              <w:pStyle w:val="Compact"/>
+              <w:jc w:val="right"/>
+            </w:pPr>
+            <w:r>
+              <w:t xml:space="preserve">-0.122 [-0.442, 0.225]</w:t>
+            </w:r>
+          </w:p>
+        </w:tc>
+      </w:tr>
+    </w:tbl>
+    <w:p>
+      <w:pPr>
+        <w:pStyle w:val="BodyText"/>
+      </w:pPr>
+      <w:r>
+        <w:t xml:space="preserve">These diagnostics indicate that the near-ceiling values in the low-noise run should be treated as over-convergent rather than as unusually strong independent validation.</w:t>
+      </w:r>
+    </w:p>
+    <w:bookmarkEnd w:id="22"/>
+    <w:bookmarkStart w:id="23" w:name="s5.2-minimal-attention-boundary-probes"/>
+    <w:p>
+      <w:pPr>
+        <w:pStyle w:val="Heading3"/>
+      </w:pPr>
+      <w:r>
+        <w:t xml:space="preserve">S5.2 Minimal Attention Boundary Probes</w:t>
+      </w:r>
+    </w:p>
+    <w:p>
+      <w:pPr>
+        <w:pStyle w:val="FirstParagraph"/>
+      </w:pPr>
+      <w:r>
+        <w:t xml:space="preserve">Workspace dose tracked the internal boundary proxy but did not validate against independent boundary tests:</w:t>
+      </w:r>
+    </w:p>
+    <w:tbl>
+      <w:tblPr>
+        <w:tblStyle w:val="Table"/>
+        <w:tblW w:type="pct" w:w="5000"/>
+        <w:tblLayout w:type="fixed"/>
+        <w:tblLook w:firstRow="1" w:lastRow="0" w:firstColumn="0" w:lastColumn="0" w:noHBand="0" w:noVBand="0" w:val="0020"/>
+      </w:tblPr>
+      <w:tblGrid>
+        <w:gridCol w:w="2160"/>
+        <w:gridCol w:w="2880"/>
+        <w:gridCol w:w="2880"/>
+      </w:tblGrid>
+      <w:tr>
+        <w:trPr>
+          <w:tblHeader w:val="on"/>
+        </w:trPr>
+        <w:tc>
+          <w:tcPr/>
+          <w:p>
+            <w:pPr>
+              <w:pStyle w:val="Compact"/>
+            </w:pPr>
+            <w:r>
+              <w:t xml:space="preserve">Diagnostic</w:t>
+            </w:r>
+          </w:p>
+        </w:tc>
+        <w:tc>
+          <w:tcPr/>
+          <w:p>
+            <w:pPr>
+              <w:pStyle w:val="Compact"/>
+              <w:jc w:val="right"/>
+            </w:pPr>
+            <w:r>
+              <w:t xml:space="preserve">n</w:t>
+            </w:r>
+          </w:p>
+        </w:tc>
+        <w:tc>
+          <w:tcPr/>
+          <w:p>
+            <w:pPr>
+              <w:pStyle w:val="Compact"/>
+              <w:jc w:val="right"/>
+            </w:pPr>
+            <w:r>
+              <w:t xml:space="preserve">r [95% CI]</w:t>
+            </w:r>
+          </w:p>
+        </w:tc>
+      </w:tr>
+      <w:tr>
+        <w:tc>
+          <w:tcPr/>
+          <w:p>
+            <w:pPr>
+              <w:pStyle w:val="Compact"/>
+            </w:pPr>
+            <w:r>
+              <w:t xml:space="preserve">workspace dose vs internal boundary proxy</w:t>
+            </w:r>
+          </w:p>
+        </w:tc>
+        <w:tc>
+          <w:tcPr/>
+          <w:p>
+            <w:pPr>
+              <w:pStyle w:val="Compact"/>
+              <w:jc w:val="right"/>
+            </w:pPr>
+            <w:r>
+              <w:t xml:space="preserve">40</w:t>
+            </w:r>
+          </w:p>
+        </w:tc>
+        <w:tc>
+          <w:tcPr/>
+          <w:p>
+            <w:pPr>
+              <w:pStyle w:val="Compact"/>
+              <w:jc w:val="right"/>
+            </w:pPr>
+            <w:r>
+              <w:t xml:space="preserve">0.728 [0.564, 0.845]</w:t>
+            </w:r>
+          </w:p>
+        </w:tc>
+      </w:tr>
+      <w:tr>
+        <w:tc>
+          <w:tcPr/>
+          <w:p>
+            <w:pPr>
+              <w:pStyle w:val="Compact"/>
+            </w:pPr>
+            <w:r>
+              <w:t xml:space="preserve">proxy vs generic boundary probe</w:t>
+            </w:r>
+          </w:p>
+        </w:tc>
+        <w:tc>
+          <w:tcPr/>
+          <w:p>
+            <w:pPr>
+              <w:pStyle w:val="Compact"/>
+              <w:jc w:val="right"/>
+            </w:pPr>
+            <w:r>
+              <w:t xml:space="preserve">40</w:t>
+            </w:r>
+          </w:p>
+        </w:tc>
+        <w:tc>
+          <w:tcPr/>
+          <w:p>
+            <w:pPr>
+              <w:pStyle w:val="Compact"/>
+              <w:jc w:val="right"/>
+            </w:pPr>
+            <w:r>
+              <w:t xml:space="preserve">0.325 [-0.023, 0.620]</w:t>
+            </w:r>
+          </w:p>
+        </w:tc>
+      </w:tr>
+      <w:tr>
+        <w:tc>
+          <w:tcPr/>
+          <w:p>
+            <w:pPr>
+              <w:pStyle w:val="Compact"/>
+            </w:pPr>
+            <w:r>
+              <w:t xml:space="preserve">proxy vs attention-specific hard boundary probe</w:t>
+            </w:r>
+          </w:p>
+        </w:tc>
+        <w:tc>
+          <w:tcPr/>
+          <w:p>
+            <w:pPr>
+              <w:pStyle w:val="Compact"/>
+              <w:jc w:val="right"/>
+            </w:pPr>
+            <w:r>
+              <w:t xml:space="preserve">40</w:t>
+            </w:r>
+          </w:p>
+        </w:tc>
+        <w:tc>
+          <w:tcPr/>
+          <w:p>
+            <w:pPr>
+              <w:pStyle w:val="Compact"/>
+              <w:jc w:val="right"/>
+            </w:pPr>
+            <w:r>
+              <w:t xml:space="preserve">0.246 [-0.023, 0.520]</w:t>
+            </w:r>
+          </w:p>
+        </w:tc>
+      </w:tr>
+      <w:tr>
+        <w:tc>
+          <w:tcPr/>
+          <w:p>
+            <w:pPr>
+              <w:pStyle w:val="Compact"/>
+            </w:pPr>
+            <w:r>
+              <w:t xml:space="preserve">workspace dose vs attention-specific hard boundary probe</w:t>
+            </w:r>
+          </w:p>
+        </w:tc>
+        <w:tc>
+          <w:tcPr/>
+          <w:p>
+            <w:pPr>
+              <w:pStyle w:val="Compact"/>
+              <w:jc w:val="right"/>
+            </w:pPr>
+            <w:r>
+              <w:t xml:space="preserve">40</w:t>
+            </w:r>
+          </w:p>
+        </w:tc>
+        <w:tc>
+          <w:tcPr/>
+          <w:p>
+            <w:pPr>
+              <w:pStyle w:val="Compact"/>
+              <w:jc w:val="right"/>
+            </w:pPr>
+            <w:r>
+              <w:t xml:space="preserve">0.223 [-0.049, 0.514]</w:t>
+            </w:r>
+          </w:p>
+        </w:tc>
+      </w:tr>
+    </w:tbl>
+    <w:p>
+      <w:pPr>
+        <w:pStyle w:val="BodyText"/>
+      </w:pPr>
+      <w:r>
+        <w:t xml:space="preserve">This supports the main text’s measurement-limited interpretation for attention-based boundary self.</w:t>
+      </w:r>
+    </w:p>
+    <w:bookmarkEnd w:id="23"/>
+    <w:bookmarkStart w:id="24" w:name="X939111c8d223170b7d3bb1d256c56c3e7516090"/>
+    <w:p>
+      <w:pPr>
+        <w:pStyle w:val="Heading3"/>
+      </w:pPr>
+      <w:r>
+        <w:t xml:space="preserve">S5.3 Minimal Attention Construct-Variant Mini-Study</w:t>
+      </w:r>
+    </w:p>
+    <w:p>
+      <w:pPr>
+        <w:pStyle w:val="FirstParagraph"/>
+      </w:pPr>
+      <w:r>
+        <w:t xml:space="preserve">Two intuitive attention-specific candidates did not validate:</w:t>
+      </w:r>
+    </w:p>
+    <w:tbl>
+      <w:tblPr>
+        <w:tblStyle w:val="Table"/>
+        <w:tblW w:type="pct" w:w="5000"/>
+        <w:tblLayout w:type="fixed"/>
+        <w:tblLook w:firstRow="1" w:lastRow="0" w:firstColumn="0" w:lastColumn="0" w:noHBand="0" w:noVBand="0" w:val="0020"/>
+      </w:tblPr>
+      <w:tblGrid>
+        <w:gridCol w:w="2376"/>
+        <w:gridCol w:w="3168"/>
+        <w:gridCol w:w="2376"/>
+      </w:tblGrid>
+      <w:tr>
+        <w:trPr>
+          <w:tblHeader w:val="on"/>
+        </w:trPr>
+        <w:tc>
+          <w:tcPr/>
+          <w:p>
+            <w:pPr>
+              <w:pStyle w:val="Compact"/>
+            </w:pPr>
+            <w:r>
+              <w:t xml:space="preserve">Candidate</w:t>
+            </w:r>
+          </w:p>
+        </w:tc>
+        <w:tc>
+          <w:tcPr/>
+          <w:p>
+            <w:pPr>
+              <w:pStyle w:val="Compact"/>
+              <w:jc w:val="right"/>
+            </w:pPr>
+            <w:r>
+              <w:t xml:space="preserve">Proxy-test r</w:t>
+            </w:r>
+          </w:p>
+        </w:tc>
+        <w:tc>
+          <w:tcPr/>
+          <w:p>
+            <w:pPr>
+              <w:pStyle w:val="Compact"/>
+            </w:pPr>
+            <w:r>
+              <w:t xml:space="preserve">Interpretation</w:t>
+            </w:r>
+          </w:p>
+        </w:tc>
+      </w:tr>
+      <w:tr>
+        <w:tc>
+          <w:tcPr/>
+          <w:p>
+            <w:pPr>
+              <w:pStyle w:val="Compact"/>
+            </w:pPr>
+            <w:r>
+              <w:t xml:space="preserve">Attention-focus self</w:t>
+            </w:r>
+          </w:p>
+        </w:tc>
+        <w:tc>
+          <w:tcPr/>
+          <w:p>
+            <w:pPr>
+              <w:pStyle w:val="Compact"/>
+              <w:jc w:val="right"/>
+            </w:pPr>
+            <w:r>
+              <w:t xml:space="preserve">0.203</w:t>
+            </w:r>
+          </w:p>
+        </w:tc>
+        <w:tc>
+          <w:tcPr/>
+          <w:p>
+            <w:pPr>
+              <w:pStyle w:val="Compact"/>
+            </w:pPr>
+            <w:r>
+              <w:t xml:space="preserve">not validated</w:t>
+            </w:r>
+          </w:p>
+        </w:tc>
+      </w:tr>
+      <w:tr>
+        <w:tc>
+          <w:tcPr/>
+          <w:p>
+            <w:pPr>
+              <w:pStyle w:val="Compact"/>
+            </w:pPr>
+            <w:r>
+              <w:t xml:space="preserve">Context-window self</w:t>
+            </w:r>
+          </w:p>
+        </w:tc>
+        <w:tc>
+          <w:tcPr/>
+          <w:p>
+            <w:pPr>
+              <w:pStyle w:val="Compact"/>
+              <w:jc w:val="right"/>
+            </w:pPr>
+            <w:r>
+              <w:t xml:space="preserve">0.152</w:t>
+            </w:r>
+          </w:p>
+        </w:tc>
+        <w:tc>
+          <w:tcPr/>
+          <w:p>
+            <w:pPr>
+              <w:pStyle w:val="Compact"/>
+            </w:pPr>
+            <w:r>
+              <w:t xml:space="preserve">not validated</w:t>
+            </w:r>
+          </w:p>
+        </w:tc>
+      </w:tr>
+      <w:tr>
+        <w:tc>
+          <w:tcPr/>
+          <w:p>
+            <w:pPr>
+              <w:pStyle w:val="Compact"/>
+            </w:pPr>
+            <w:r>
+              <w:t xml:space="preserve">Context-window dose vs independent test</w:t>
+            </w:r>
+          </w:p>
+        </w:tc>
+        <w:tc>
+          <w:tcPr/>
+          <w:p>
+            <w:pPr>
+              <w:pStyle w:val="Compact"/>
+              <w:jc w:val="right"/>
+            </w:pPr>
+            <w:r>
+              <w:t xml:space="preserve">0.341</w:t>
+            </w:r>
+          </w:p>
+        </w:tc>
+        <w:tc>
+          <w:tcPr/>
+          <w:p>
+            <w:pPr>
+              <w:pStyle w:val="Compact"/>
+            </w:pPr>
+            <w:r>
+              <w:t xml:space="preserve">weak dose signal only</w:t>
+            </w:r>
+          </w:p>
+        </w:tc>
+      </w:tr>
+    </w:tbl>
+    <w:p>
+      <w:pPr>
+        <w:pStyle w:val="BodyText"/>
+      </w:pPr>
+      <w:r>
+        <w:t xml:space="preserve">The more informative pattern was a high-agency / low-boundary profile. Across the agency-boundary grid,</w:t>
+      </w:r>
+      <w:r>
+        <w:t xml:space="preserve"> </w:t>
+      </w:r>
+      <w:r>
+        <w:rPr>
+          <w:rStyle w:val="VerbatimChar"/>
+        </w:rPr>
+        <w:t xml:space="preserve">36/96</w:t>
+      </w:r>
+      <w:r>
+        <w:t xml:space="preserve"> </w:t>
+      </w:r>
+      <w:r>
+        <w:t xml:space="preserve">rows (</w:t>
+      </w:r>
+      <w:r>
+        <w:rPr>
+          <w:rStyle w:val="VerbatimChar"/>
+        </w:rPr>
+        <w:t xml:space="preserve">37.5%</w:t>
+      </w:r>
+      <w:r>
+        <w:t xml:space="preserve">) met the criterion of high independent agency (</w:t>
+      </w:r>
+      <w:r>
+        <w:rPr>
+          <w:rStyle w:val="VerbatimChar"/>
+        </w:rPr>
+        <w:t xml:space="preserve">&gt;=0.70</w:t>
+      </w:r>
+      <w:r>
+        <w:t xml:space="preserve">) and low independent boundary score (</w:t>
+      </w:r>
+      <w:r>
+        <w:rPr>
+          <w:rStyle w:val="VerbatimChar"/>
+        </w:rPr>
+        <w:t xml:space="preserve">&lt;0.50</w:t>
+      </w:r>
+      <w:r>
+        <w:t xml:space="preserve">). Independent agency and independent boundary scores were largely dissociated (</w:t>
+      </w:r>
+      <w:r>
+        <w:rPr>
+          <w:rStyle w:val="VerbatimChar"/>
+        </w:rPr>
+        <w:t xml:space="preserve">r=0.129</w:t>
+      </w:r>
+      <w:r>
+        <w:t xml:space="preserve">). This is retained as an architecture-conditioned diagnostic profile rather than a validated construct.</w:t>
+      </w:r>
+    </w:p>
+    <w:bookmarkEnd w:id="24"/>
+    <w:bookmarkEnd w:id="25"/>
+    <w:bookmarkStart w:id="26" w:name="s6.-data-availability"/>
+    <w:p>
+      <w:pPr>
+        <w:pStyle w:val="Heading2"/>
+      </w:pPr>
+      <w:r>
+        <w:t xml:space="preserve">S6. Data Availability</w:t>
       </w:r>
     </w:p>
     <w:p>
@@ -1736,8 +3443,8 @@
         <w:t xml:space="preserve">These supplementary runs are not used to overwrite the frozen primary manuscript statistics.</w:t>
       </w:r>
     </w:p>
-    <w:bookmarkEnd w:id="21"/>
-    <w:bookmarkEnd w:id="22"/>
+    <w:bookmarkEnd w:id="26"/>
+    <w:bookmarkEnd w:id="27"/>
     <w:sectPr>
       <w:footnotePr>
         <w:numRestart w:val="eachSect"/>
